--- a/public/hymns/igama-lakho.docx
+++ b/public/hymns/igama-lakho.docx
@@ -12,6 +12,19 @@
       </w:r>
     </w:p>
     <w:p>
+      <w:pPr>
+        <w:jc w:val="center"/>
+      </w:pPr>
+      <w:r>
+        <w:rPr>
+          <w:i/>
+          <w:iCs/>
+          <w:color w:val="666666"/>
+        </w:rPr>
+        <w:t xml:space="preserve">Your Name Has Been Exalted</w:t>
+      </w:r>
+    </w:p>
+    <w:p>
       <w:r>
         <w:rPr>
           <w:b/>
@@ -22,136 +35,89 @@
       <w:r>
         <w:t xml:space="preserve">Zulu</w:t>
       </w:r>
-    </w:p>
-    <w:p>
       <w:r>
         <w:rPr>
           <w:b/>
           <w:bCs/>
         </w:rPr>
-        <w:t xml:space="preserve">Key: </w:t>
+        <w:t xml:space="preserve">    Key: </w:t>
       </w:r>
       <w:r>
         <w:t xml:space="preserve">A</w:t>
       </w:r>
-    </w:p>
-    <w:p>
       <w:r>
         <w:rPr>
           <w:b/>
           <w:bCs/>
         </w:rPr>
-        <w:t xml:space="preserve">Chords: </w:t>
+        <w:t xml:space="preserve">    Chords: </w:t>
       </w:r>
       <w:r>
         <w:t xml:space="preserve">A - E - F#m - D</w:t>
       </w:r>
     </w:p>
     <w:p>
+      <w:r>
+        <w:rPr>
+          <w:b/>
+          <w:bCs/>
+        </w:rPr>
+        <w:t xml:space="preserve">Region: </w:t>
+      </w:r>
+      <w:r>
+        <w:t xml:space="preserve">KwaZulu-Natal, South Africa</w:t>
+      </w:r>
+    </w:p>
+    <w:p>
+      <w:r>
+        <w:rPr>
+          <w:b/>
+          <w:bCs/>
+        </w:rPr>
+        <w:t xml:space="preserve">Artist: </w:t>
+      </w:r>
+      <w:r>
+        <w:t xml:space="preserve">Traditional Zulu hymn</w:t>
+      </w:r>
+    </w:p>
+    <w:p>
+      <w:r>
+        <w:t xml:space="preserve"/>
+      </w:r>
+    </w:p>
+    <w:p>
+      <w:r>
+        <w:rPr>
+          <w:i/>
+          <w:iCs/>
+          <w:color w:val="888888"/>
+        </w:rPr>
+        <w:t xml:space="preserve">Lyrics coming soon. Check the online version for the full song.</w:t>
+      </w:r>
+    </w:p>
+    <w:p>
+      <w:r>
+        <w:t xml:space="preserve"/>
+      </w:r>
+    </w:p>
+    <w:p>
+      <w:r>
+        <w:t xml:space="preserve"/>
+      </w:r>
+    </w:p>
+    <w:p>
       <w:pPr>
         <w:jc w:val="center"/>
       </w:pPr>
       <w:r>
-        <w:t xml:space="preserve">═══════════════════════════════════════</w:t>
-      </w:r>
-    </w:p>
-    <w:p>
-      <w:pPr>
-        <w:pStyle w:val="Heading1"/>
-        <w:jc w:val="center"/>
-      </w:pPr>
-      <w:r>
-        <w:t xml:space="preserve">LYRICS</w:t>
-      </w:r>
-    </w:p>
-    <w:p>
-      <w:pPr>
-        <w:jc w:val="center"/>
-      </w:pPr>
-      <w:r>
-        <w:t xml:space="preserve">Igama lakho liyavikela</w:t>
-      </w:r>
-    </w:p>
-    <w:p>
-      <w:pPr>
-        <w:jc w:val="center"/>
-      </w:pPr>
-      <w:r>
-        <w:t xml:space="preserve">Amandla akho ayakwamukela</w:t>
-      </w:r>
-    </w:p>
-    <w:p>
-      <w:pPr>
-        <w:jc w:val="center"/>
-      </w:pPr>
-      <w:r>
-        <w:t xml:space="preserve">Ungcwele, ungcwele, ungcwele</w:t>
-      </w:r>
-    </w:p>
-    <w:p>
-      <w:pPr>
-        <w:jc w:val="center"/>
-      </w:pPr>
-      <w:r>
-        <w:t xml:space="preserve">Igama lakho lihlekile</w:t>
-      </w:r>
-    </w:p>
-    <w:p/>
-    <w:p>
-      <w:pPr>
-        <w:jc w:val="center"/>
-      </w:pPr>
-      <w:r>
-        <w:t xml:space="preserve">Haleluya! Haleluya!</w:t>
-      </w:r>
-    </w:p>
-    <w:p>
-      <w:pPr>
-        <w:jc w:val="center"/>
-      </w:pPr>
-      <w:r>
-        <w:t xml:space="preserve">Igama lakho Nkosi</w:t>
-      </w:r>
-    </w:p>
-    <w:p>
-      <w:pPr>
-        <w:jc w:val="center"/>
-      </w:pPr>
-      <w:r>
-        <w:t xml:space="preserve">Haleluya! Haleluya!</w:t>
-      </w:r>
-    </w:p>
-    <w:p>
-      <w:pPr>
-        <w:jc w:val="center"/>
-      </w:pPr>
-      <w:r>
-        <w:t xml:space="preserve">Liyavikela bonke</w:t>
-      </w:r>
-    </w:p>
-    <w:p/>
-    <w:p>
-      <w:pPr>
-        <w:jc w:val="center"/>
-      </w:pPr>
-      <w:r>
-        <w:t xml:space="preserve">═══════════════════════════════════════</w:t>
-      </w:r>
-    </w:p>
-    <w:p>
-      <w:pPr>
-        <w:jc w:val="center"/>
-      </w:pPr>
-      <w:r>
-        <w:t xml:space="preserve">Johannesburg Bible Study Church</w:t>
-      </w:r>
-    </w:p>
-    <w:p>
-      <w:pPr>
-        <w:jc w:val="center"/>
-      </w:pPr>
-      <w:r>
-        <w:t xml:space="preserve">www.joburgchurch.co.za/hymns</w:t>
+        <w:rPr>
+          <w:i/>
+          <w:iCs/>
+          <w:color w:val="888888"/>
+          <w:sz w:val="18"/>
+          <w:szCs w:val="18"/>
+        </w:rPr>
+        <w:t xml:space="preserve">— Johannesburg Bible Study Church | joburgchurch.co.za/hymns</w:t>
       </w:r>
     </w:p>
     <w:sectPr>
